--- a/daily-reports/2026-08-29/report.docx
+++ b/daily-reports/2026-08-29/report.docx
@@ -28,28 +28,28 @@
         <w:pStyle w:val="Heading2"/>
       </w:pPr>
       <w:r>
-        <w:t>1. HEJustinSun/my-girlfriend-jingtian-latex  ⭐ 3,690</w:t>
+        <w:t>1. HEJustinSun/my-girlfriend-jingtian-latex  ⭐ 3,696</w:t>
       </w:r>
     </w:p>
     <w:p>
       <w:r>
-        <w:t>语言：TeX ｜ Stars：3,690 ｜ Forks：577</w:t>
+        <w:t>语言：TeX ｜ Stars：3,696 ｜ Forks：578</w:t>
         <w:br/>
       </w:r>
       <w:r>
-        <w:t>这是什么：这是一个用 LaTeX 编写的项目，可能是关于作者女朋友的文档或简历。LaTeX 是一种排版系统，常用于生成高质量的学术论文和文档。</w:t>
+        <w:t>这是什么：这是一个用 LaTeX 写的浪漫表白项目，把对女朋友的爱意排版成精美的文档。LaTeX 是一种专业的排版工具，就像高级的 Word，但更擅长处理数学公式和复杂排版。</w:t>
         <w:br/>
       </w:r>
       <w:r>
-        <w:t>能用来做什么：可以用来制作精美的个人简历、情书或纪念册，通过 LaTeX 的排版功能让文档看起来更专业。</w:t>
+        <w:t>能用来做什么：你可以用它来制作个性化的情书、纪念日卡片，或者学习如何用 LaTeX 制作漂亮的文档。</w:t>
         <w:br/>
       </w:r>
       <w:r>
-        <w:t>适用领域：学术写作、个人文档、简历制作</w:t>
+        <w:t>适用领域：浪漫表白、文档排版、LaTeX 学习</w:t>
         <w:br/>
       </w:r>
       <w:r>
-        <w:t>对新手有什么帮助：对新手来说，可以学习 LaTeX 的基本用法，了解如何用代码来排版文档，适合对排版感兴趣的初学者。</w:t>
+        <w:t>对新手有什么帮助：适合想用技术手段表达情感的新手，同时也能让你初步了解 LaTeX 的排版魅力。</w:t>
         <w:br/>
       </w:r>
       <w:r>
@@ -66,23 +66,23 @@
     </w:p>
     <w:p>
       <w:r>
-        <w:t>语言：TypeScript ｜ Stars：3,406 ｜ Forks：3,309</w:t>
+        <w:t>语言：TypeScript ｜ Stars：3,406 ｜ Forks：3,310</w:t>
         <w:br/>
       </w:r>
       <w:r>
-        <w:t>这是什么：这是一个非官方的、基于源码的 Grok Bot 0.18.0 的重建和扩展版本，专为 macOS 设计。Grok Bot 可能是一个聊天机器人或自动化工具。</w:t>
+        <w:t>这是什么：这是一个对 Grok Bot 0.18 的非官方重建和扩展版本，Grok Bot 是一个用于 macOS 的聊天机器人。它基于源代码进行重构，并增加了新功能。</w:t>
         <w:br/>
       </w:r>
       <w:r>
-        <w:t>能用来做什么：可以在 macOS 上运行这个机器人，用于自动化任务、聊天或作为开发基础，扩展其功能。</w:t>
+        <w:t>能用来做什么：你可以用它来搭建自己的聊天机器人，或者研究如何用 TypeScript 开发 macOS 应用。</w:t>
         <w:br/>
       </w:r>
       <w:r>
-        <w:t>适用领域：软件开发、自动化、聊天机器人</w:t>
+        <w:t>适用领域：聊天机器人、macOS 开发、TypeScript 学习</w:t>
         <w:br/>
       </w:r>
       <w:r>
-        <w:t>对新手有什么帮助：对新手来说，可以学习如何从源码构建项目，了解 TypeScript 编程和 macOS 应用开发的基础。</w:t>
+        <w:t>对新手有什么帮助：适合对聊天机器人感兴趣的新手，通过这个项目可以学习到 TypeScript 和 macOS 开发的基础知识。</w:t>
         <w:br/>
       </w:r>
       <w:r>
@@ -103,19 +103,19 @@
         <w:br/>
       </w:r>
       <w:r>
-        <w:t>这是什么：这是一个用 Rust 编写的工具，可能用于 Git 仓库的某种操作，比如简化 Git 命令或提供可视化界面。</w:t>
+        <w:t>这是什么：这是一个用 Rust 编写的工具，用于将 Git 仓库打包成单个文件，方便传输和备份。Git 是一种版本控制工具，用来管理代码的修改历史。</w:t>
         <w:br/>
       </w:r>
       <w:r>
-        <w:t>能用来做什么：可以用来更轻松地管理 Git 仓库，比如快速查看提交历史、分支状态等。</w:t>
+        <w:t>能用来做什么：你可以用它来快速分享整个项目代码，或者备份你的代码库。</w:t>
         <w:br/>
       </w:r>
       <w:r>
-        <w:t>适用领域：版本控制、软件开发、效率工具</w:t>
+        <w:t>适用领域：代码备份、项目分享、Rust 学习</w:t>
         <w:br/>
       </w:r>
       <w:r>
-        <w:t>对新手有什么帮助：对新手来说，可以学习 Rust 编程，并了解 Git 的底层原理，有助于更好地理解版本控制。</w:t>
+        <w:t>对新手有什么帮助：适合需要经常分享代码或备份项目的新手，同时也能让你了解 Rust 语言的基本用法。</w:t>
         <w:br/>
       </w:r>
       <w:r>
@@ -127,20 +127,20 @@
         <w:pStyle w:val="Heading2"/>
       </w:pPr>
       <w:r>
-        <w:t>4. sapientinc/PRAXIST  ⭐ 1,457</w:t>
+        <w:t>4. sapientinc/PRAXIST  ⭐ 1,459</w:t>
       </w:r>
     </w:p>
     <w:p>
       <w:r>
-        <w:t>语言：Python ｜ Stars：1,457 ｜ Forks：136</w:t>
+        <w:t>语言：Python ｜ Stars：1,459 ｜ Forks：136</w:t>
         <w:br/>
       </w:r>
       <w:r>
-        <w:t>这是什么：这是一个自主研究系统，用于可测量的、可计算机执行的研究。它可能自动化研究流程，生成可验证的结果。</w:t>
+        <w:t>这是什么：这是一个自主研究系统，能够自动执行可衡量的、计算机可执行的研究任务。它可以帮助你自动化一些研究流程。</w:t>
         <w:br/>
       </w:r>
       <w:r>
-        <w:t>能用来做什么：可以用于自动化数据收集、分析、实验，并生成研究报告，适合科研人员或数据分析师。</w:t>
+        <w:t>能用来做什么：你可以用它来自动收集数据、运行实验或分析结果，适合科研工作者或数据分析师。</w:t>
         <w:br/>
       </w:r>
       <w:r>
@@ -148,7 +148,7 @@
         <w:br/>
       </w:r>
       <w:r>
-        <w:t>对新手有什么帮助：对新手来说，可以学习如何用 Python 构建自动化研究工具，了解科研流程的数字化。</w:t>
+        <w:t>对新手有什么帮助：适合对自动化研究感兴趣的新手，通过这个项目可以学习如何用 Python 构建自动化研究工具。</w:t>
         <w:br/>
       </w:r>
       <w:r>
@@ -169,19 +169,19 @@
         <w:br/>
       </w:r>
       <w:r>
-        <w:t>这是什么：这是一个包含 302 个开源运动插图和框架无关的 npm 包的项目，由 Bryl Lim 创建。它提供了运动指导的视觉素材。</w:t>
+        <w:t>这是什么：这是一个包含 302 个健身动作插图的指南，并提供了一个与框架无关的 npm 包，方便开发者集成到自己的应用中。npm 是 JavaScript 的包管理器，就像手机的应用商店。</w:t>
         <w:br/>
       </w:r>
       <w:r>
-        <w:t>能用来做什么：可以用于健身应用、网站或教学材料中，展示各种运动动作的插图。</w:t>
+        <w:t>能用来做什么：你可以用它来学习健身动作，或者作为开发者，将健身指南集成到自己的健身应用中。</w:t>
         <w:br/>
       </w:r>
       <w:r>
-        <w:t>适用领域：健身、健康、教育、前端开发</w:t>
+        <w:t>适用领域：健身指导、健康应用开发、前端开发</w:t>
         <w:br/>
       </w:r>
       <w:r>
-        <w:t>对新手有什么帮助：对新手来说，可以学习如何使用 npm 包，以及如何将插图集成到自己的项目中，适合前端初学者。</w:t>
+        <w:t>对新手有什么帮助：适合健身新手和开发者，既能学习健身知识，又能了解如何制作和发布 npm 包。</w:t>
         <w:br/>
       </w:r>
       <w:r>
@@ -212,7 +212,7 @@
         <w:t>GLM-5.3 is now open-weight</w:t>
       </w:r>
       <w:r>
-        <w:t>（👍 581）</w:t>
+        <w:t>（👍 585）</w:t>
       </w:r>
       <w:r>
         <w:br/>
@@ -220,7 +220,7 @@
       </w:r>
       <w:r>
         <w:br/>
-        <w:t>摘要：GLM-5.3 模型现已开放权重，开发者可以自由下载和使用，这标志着开源大模型领域又添一员猛将，值得关注其对行业的影响。</w:t>
+        <w:t>摘要：GLM-5.3 模型现已开放权重，开发者可自由下载和使用，这标志着开源 AI 社区又迎来一个重要模型，值得关注其性能和应用潜力。</w:t>
       </w:r>
     </w:p>
     <w:p>
@@ -239,7 +239,7 @@
       </w:r>
       <w:r>
         <w:br/>
-        <w:t>摘要：《The Analytical AI Handbook》是一本指南，旨在帮助读者理解和应用分析型AI技术，适合希望深入掌握AI分析方法的从业者。</w:t>
+        <w:t>摘要：《The Analytical AI Handbook》是一本指南，旨在帮助读者理解和应用分析型 AI 技术，涵盖从基础概念到实际案例，适合希望深入掌握 AI 分析方法的从业者。</w:t>
       </w:r>
     </w:p>
     <w:p>
@@ -263,7 +263,7 @@
       </w:r>
       <w:r>
         <w:br/>
-        <w:t>摘要：一位自媒体创作者分享其AI搭子效率惊人，能在短时间内生成17份内容成品，展示了AI在内容创作中的巨大潜力。</w:t>
+        <w:t>摘要：一位自媒体创作者分享其 AI 工具的高效性，在短时间内生成大量成品内容，引发对 AI 辅助内容创作效率的讨论，值得关注其对行业的影响。</w:t>
       </w:r>
     </w:p>
     <w:p>
@@ -287,7 +287,7 @@
       </w:r>
       <w:r>
         <w:br/>
-        <w:t>摘要：Fable 5.1 模型已进入灰度测试阶段，新版本可能带来性能提升或新功能，值得AI社区密切关注其后续表现。</w:t>
+        <w:t>摘要：Fable 5.1 版本突然进入灰度测试，可能带来新功能或改进，但具体细节尚未披露，值得关注其后续更新和用户反馈。</w:t>
       </w:r>
     </w:p>
     <w:sectPr>
